--- a/exports/docx/sections/Chapter-01/section-01.en.docx
+++ b/exports/docx/sections/Chapter-01/section-01.en.docx
@@ -266,12 +266,12 @@
           <wp:inline>
             <wp:extent cx="5892800" cy="954573"/>
             <wp:effectExtent b="0" l="0" r="0" t="0"/>
-            <wp:docPr descr="Diagram: dg-2b52ff20c0d4" title="" id="23" name="Picture"/>
+            <wp:docPr descr="Diagram: dg-8393548952ba" title="" id="23" name="Picture"/>
             <a:graphic>
               <a:graphicData uri="http://schemas.openxmlformats.org/drawingml/2006/picture">
                 <pic:pic>
                   <pic:nvPicPr>
-                    <pic:cNvPr descr="exports\diagrams\mermaid\dg-2b52ff20c0d4.png" id="24" name="Picture"/>
+                    <pic:cNvPr descr="exports\diagrams\mermaid\dg-8393548952ba.png" id="24" name="Picture"/>
                     <pic:cNvPicPr>
                       <a:picLocks noChangeArrowheads="1" noChangeAspect="1"/>
                     </pic:cNvPicPr>
@@ -309,7 +309,7 @@
         <w:pStyle w:val="ImageCaption"/>
       </w:pPr>
       <w:r>
-        <w:t xml:space="preserve">Diagram: dg-2b52ff20c0d4</w:t>
+        <w:t xml:space="preserve">Diagram: dg-8393548952ba</w:t>
       </w:r>
     </w:p>
     <w:p>
@@ -318,6 +318,22 @@
       </w:pPr>
       <w:r>
         <w:t xml:space="preserve">This diagram represents a conservative estimate of the integration surface for a mid-sized .NET service. Each arrow is not a line of code — it is a contract with a remote system that has its own versioning, failure modes, operational requirements, and behavioral edge cases. The developer maintaining this service must understand not only their own code, but the behavioral characteristics of every dependency well enough to design for its failure.</w:t>
+      </w:r>
+    </w:p>
+    <w:p>
+      <w:pPr>
+        <w:pStyle w:val="BodyText"/>
+      </w:pPr>
+      <w:r>
+        <w:t xml:space="preserve">The practical consequence of this integration surface is that most of the failure-relevant knowledge about a system lives outside the codebase that the developer edits. The retry policy of a downstream API, the eventual consistency window of the message broker, the eviction policy of the distributed cache, the rate limit of the identity provider — none of this appears in the service’s own source files, yet each one determines whether a correct-looking implementation behaves correctly in production. This is why the diagram’s density matters more than its accuracy: it makes visible the true distribution of knowledge that a developer must hold, and it demonstrates why that knowledge cannot be acquired from reading the service’s code alone. The knowledge is elsewhere — in vendor documentation, in configuration files, in the incident history of related services, in the operational playbooks of the platform team — and connecting it to the code under modification is a separate, uncompensated cognitive task.</w:t>
+      </w:r>
+    </w:p>
+    <w:p>
+      <w:pPr>
+        <w:pStyle w:val="BodyText"/>
+      </w:pPr>
+      <w:r>
+        <w:t xml:space="preserve">The complexity here is not an artifact of poor engineering choices. Each integration exists because it delivers a capability the business requires. The identity provider replaces self-managed authentication; the message broker enables decoupled processing; the distributed cache makes response latency acceptable. Reversing these decisions to simplify the system would reverse the business value they provide. The engineer is therefore not facing a choice between complexity and simplicity but a question of how to maintain reliable understanding in a system whose complexity is a permanent feature of the problem being solved.</w:t>
       </w:r>
     </w:p>
     <w:bookmarkEnd w:id="25"/>
@@ -370,6 +386,22 @@
         <w:t xml:space="preserve">Understanding comes, in practice, from archaeology: reading code, tracing execution paths through the system, running queries against production databases to understand actual data distributions, examining telemetry to understand real-world behavioral patterns. This archaeology takes time proportional to the complexity of the system being explored, and the relationship is not linear — it is superlinear. Doubling the system’s complexity more than doubles the time required to achieve confident understanding of how a change will behave in production.</w:t>
       </w:r>
     </w:p>
+    <w:p>
+      <w:pPr>
+        <w:pStyle w:val="BodyText"/>
+      </w:pPr>
+      <w:r>
+        <w:t xml:space="preserve">The superlinear relationship is worth dwelling on because it determines the economic shape of maintenance. The first fifty thousand lines of a codebase are cheap to understand: conventions are still consistent, the dependency graph is small, and the original authors are still present. Beyond that, understanding cost climbs steeply. New contributors must reconstruct context that the code no longer carries — decisions that were made but not recorded, workarounds that exist without explanation, contracts that are honored by convention rather than enforcement. Seniority in such a codebase is not primarily a matter of skill; it is a matter of accumulated context that was never written down. The consequence is structural: the team’s effective knowledge is concentrated in the minds of the longest-serving members, and their departure or reassignment silently deletes the system’s most valuable documentation.</w:t>
+      </w:r>
+    </w:p>
+    <w:p>
+      <w:pPr>
+        <w:pStyle w:val="BodyText"/>
+      </w:pPr>
+      <w:r>
+        <w:t xml:space="preserve">This concentration also explains why onboarding time is the clearest observable symptom of the mental-model limit. When a system can be held in one head, orientation is a transfer of knowledge from one mind to another. When the system exceeds that limit, orientation becomes an excavation project — the new engineer must reconstruct, from artifacts, a model that no living person possesses in complete form. The two-week orientation described in the opening paragraph becomes a two-month effort, and even then the newcomer’s model has gaps that only production incidents will reveal.</w:t>
+      </w:r>
+    </w:p>
     <w:bookmarkEnd w:id="26"/>
     <w:bookmarkStart w:id="27" w:name="the-structural-failure-point"/>
     <w:p>
@@ -404,6 +436,24 @@
         <w:rPr>
           <w:rStyle w:val="CommentTok"/>
         </w:rPr>
+        <w:t xml:space="preserve">// Target Framework: .NET 8.0</w:t>
+      </w:r>
+      <w:r>
+        <w:br/>
+      </w:r>
+      <w:r>
+        <w:rPr>
+          <w:rStyle w:val="CommentTok"/>
+        </w:rPr>
+        <w:t xml:space="preserve">// Chapter: 01 | Section: 01</w:t>
+      </w:r>
+      <w:r>
+        <w:br/>
+      </w:r>
+      <w:r>
+        <w:rPr>
+          <w:rStyle w:val="CommentTok"/>
+        </w:rPr>
         <w:t xml:space="preserve">// This code is correct in isolation. Every individual decision is defensible.</w:t>
       </w:r>
       <w:r>
@@ -2047,6 +2097,14 @@
       </w:pPr>
       <w:r>
         <w:t xml:space="preserve">This is the structural failure point: not that individual developers write bad code, but that the complexity of modern systems creates conditions in which even careful, experienced developers routinely make decisions with insufficient information about their systemic consequences.</w:t>
+      </w:r>
+    </w:p>
+    <w:p>
+      <w:pPr>
+        <w:pStyle w:val="BodyText"/>
+      </w:pPr>
+      <w:r>
+        <w:t xml:space="preserve">The incident pattern that follows from this condition is recognizable to anyone who has worked on a large production system. The service degrades, not abruptly but over weeks. A metric drifts. A retry storm builds slowly as an upstream dependency’s latency increases by increments too small to trigger alerts. The incident that finally fires — a timeout spike, an error-rate breach — is the visible endpoint of a chain of decisions, each of which was reasonable at the moment it was made, each of which contributed a small amount of risk. The post-mortem investigation traces the chain backward: the caching layer added without understanding invalidation patterns, the timeout raised to accommodate a slow dependency, the retry policy configured without accounting for the downstream’s rate limits. No single decision was reckless. The accumulation was invisible because each decision’s systemic consequence was invisible to the developer who made it — not from negligence, but from the structural distribution of knowledge across the system.</w:t>
       </w:r>
     </w:p>
     <w:bookmarkEnd w:id="27"/>
